--- a/data/revised_2026-10_full/outputs/v2/Maths/SS4.1_Statistics_I/Mathematics_Statistics_I_FinalExplanation_TeacherKey.docx
+++ b/data/revised_2026-10_full/outputs/v2/Maths/SS4.1_Statistics_I/Mathematics_Statistics_I_FinalExplanation_TeacherKey.docx
@@ -5807,7 +5807,7 @@
         </w:rPr>
         <w:t xml:space="preserve">© 2026 SeaVuria and ARES. This work is licensed under a </w:t>
       </w:r>
-      <w:hyperlink w:history="1" r:id="rIdfcwbxkl98y0erbbgtfqgg">
+      <w:hyperlink w:history="1" r:id="rIdw2ifzmd8p5quorssbmxz5">
         <w:r>
           <w:rPr>
             <w:rFonts w:ascii="Arial" w:cs="Arial" w:eastAsia="Arial" w:hAnsi="Arial"/>
@@ -5827,7 +5827,7 @@
         </w:rPr>
         <w:t xml:space="preserve"> (</w:t>
       </w:r>
-      <w:hyperlink w:history="1" r:id="rIdandfsaeeoud2vdptmts46">
+      <w:hyperlink w:history="1" r:id="rIdk805g04qpyktjqkjogxko">
         <w:r>
           <w:rPr>
             <w:rFonts w:ascii="Arial" w:cs="Arial" w:eastAsia="Arial" w:hAnsi="Arial"/>
@@ -5847,7 +5847,7 @@
         </w:rPr>
         <w:t xml:space="preserve">). To view a copy of this license, visit </w:t>
       </w:r>
-      <w:hyperlink w:history="1" r:id="rIddcw9r10le8mhkmjy2enii">
+      <w:hyperlink w:history="1" r:id="rIdxknxig14knhqbn4junhyr">
         <w:r>
           <w:rPr>
             <w:rFonts w:ascii="Arial" w:cs="Arial" w:eastAsia="Arial" w:hAnsi="Arial"/>
